--- a/3_Semester/Database/Task3-VIEW/Atividades Práticas_view_alunos.docx
+++ b/3_Semester/Database/Task3-VIEW/Atividades Práticas_view_alunos.docx
@@ -103,6 +103,9 @@
         <w:outlineLvl w:val="2"/>
       </w:pPr>
       <w:r>
+        <w:rPr>
+          <w:noProof/>
+        </w:rPr>
         <w:drawing>
           <wp:inline distT="0" distB="0" distL="0" distR="0" wp14:anchorId="75405577" wp14:editId="401BB370">
             <wp:extent cx="3667637" cy="2810267"/>
@@ -160,6 +163,9 @@
         <w:outlineLvl w:val="2"/>
       </w:pPr>
       <w:r>
+        <w:rPr>
+          <w:noProof/>
+        </w:rPr>
         <w:drawing>
           <wp:inline distT="0" distB="0" distL="0" distR="0" wp14:anchorId="6B7E0018" wp14:editId="5BD67E3F">
             <wp:extent cx="3515216" cy="2610214"/>
@@ -248,6 +254,9 @@
         <w:outlineLvl w:val="2"/>
       </w:pPr>
       <w:r>
+        <w:rPr>
+          <w:noProof/>
+        </w:rPr>
         <w:drawing>
           <wp:inline distT="0" distB="0" distL="0" distR="0" wp14:anchorId="56A99E58" wp14:editId="442C7667">
             <wp:extent cx="3553321" cy="2333951"/>
@@ -320,6 +329,9 @@
         <w:outlineLvl w:val="2"/>
       </w:pPr>
       <w:r>
+        <w:rPr>
+          <w:noProof/>
+        </w:rPr>
         <w:drawing>
           <wp:inline distT="0" distB="0" distL="0" distR="0" wp14:anchorId="46BCD55E" wp14:editId="555264B1">
             <wp:extent cx="3724795" cy="3343742"/>
@@ -376,6 +388,31 @@
     </w:p>
     <w:p>
       <w:pPr>
+        <w:rPr>
+          <w:b/>
+          <w:bCs/>
+        </w:rPr>
+      </w:pPr>
+      <w:r>
+        <w:rPr>
+          <w:b/>
+          <w:bCs/>
+        </w:rPr>
+        <w:br w:type="page"/>
+      </w:r>
+    </w:p>
+    <w:p>
+      <w:pPr>
+        <w:spacing w:before="100" w:beforeAutospacing="1" w:after="100" w:afterAutospacing="1" w:line="240" w:lineRule="auto"/>
+        <w:outlineLvl w:val="2"/>
+        <w:rPr>
+          <w:b/>
+          <w:bCs/>
+        </w:rPr>
+      </w:pPr>
+    </w:p>
+    <w:p>
+      <w:pPr>
         <w:pStyle w:val="ListParagraph"/>
         <w:numPr>
           <w:ilvl w:val="0"/>
@@ -390,6 +427,49 @@
     </w:p>
     <w:p>
       <w:pPr>
+        <w:spacing w:before="100" w:beforeAutospacing="1" w:after="100" w:afterAutospacing="1" w:line="240" w:lineRule="auto"/>
+        <w:outlineLvl w:val="2"/>
+      </w:pPr>
+      <w:r>
+        <w:drawing>
+          <wp:inline distT="0" distB="0" distL="0" distR="0" wp14:anchorId="23DFCFAF" wp14:editId="5C2F36D4">
+            <wp:extent cx="3505689" cy="2314898"/>
+            <wp:effectExtent l="0" t="0" r="0" b="9525"/>
+            <wp:docPr id="128199804" name="Picture 1"/>
+            <wp:cNvGraphicFramePr>
+              <a:graphicFrameLocks xmlns:a="http://schemas.openxmlformats.org/drawingml/2006/main" noChangeAspect="1"/>
+            </wp:cNvGraphicFramePr>
+            <a:graphic xmlns:a="http://schemas.openxmlformats.org/drawingml/2006/main">
+              <a:graphicData uri="http://schemas.openxmlformats.org/drawingml/2006/picture">
+                <pic:pic xmlns:pic="http://schemas.openxmlformats.org/drawingml/2006/picture">
+                  <pic:nvPicPr>
+                    <pic:cNvPr id="128199804" name=""/>
+                    <pic:cNvPicPr/>
+                  </pic:nvPicPr>
+                  <pic:blipFill>
+                    <a:blip r:embed="rId9"/>
+                    <a:stretch>
+                      <a:fillRect/>
+                    </a:stretch>
+                  </pic:blipFill>
+                  <pic:spPr>
+                    <a:xfrm>
+                      <a:off x="0" y="0"/>
+                      <a:ext cx="3505689" cy="2314898"/>
+                    </a:xfrm>
+                    <a:prstGeom prst="rect">
+                      <a:avLst/>
+                    </a:prstGeom>
+                  </pic:spPr>
+                </pic:pic>
+              </a:graphicData>
+            </a:graphic>
+          </wp:inline>
+        </w:drawing>
+      </w:r>
+    </w:p>
+    <w:p>
+      <w:pPr>
         <w:pStyle w:val="ListParagraph"/>
         <w:numPr>
           <w:ilvl w:val="0"/>
@@ -404,6 +484,49 @@
     </w:p>
     <w:p>
       <w:pPr>
+        <w:spacing w:before="100" w:beforeAutospacing="1" w:after="100" w:afterAutospacing="1" w:line="240" w:lineRule="auto"/>
+        <w:outlineLvl w:val="2"/>
+      </w:pPr>
+      <w:r>
+        <w:drawing>
+          <wp:inline distT="0" distB="0" distL="0" distR="0" wp14:anchorId="1BFFFBE4" wp14:editId="466F171F">
+            <wp:extent cx="3515216" cy="2324424"/>
+            <wp:effectExtent l="0" t="0" r="9525" b="0"/>
+            <wp:docPr id="70950481" name="Picture 1"/>
+            <wp:cNvGraphicFramePr>
+              <a:graphicFrameLocks xmlns:a="http://schemas.openxmlformats.org/drawingml/2006/main" noChangeAspect="1"/>
+            </wp:cNvGraphicFramePr>
+            <a:graphic xmlns:a="http://schemas.openxmlformats.org/drawingml/2006/main">
+              <a:graphicData uri="http://schemas.openxmlformats.org/drawingml/2006/picture">
+                <pic:pic xmlns:pic="http://schemas.openxmlformats.org/drawingml/2006/picture">
+                  <pic:nvPicPr>
+                    <pic:cNvPr id="70950481" name=""/>
+                    <pic:cNvPicPr/>
+                  </pic:nvPicPr>
+                  <pic:blipFill>
+                    <a:blip r:embed="rId10"/>
+                    <a:stretch>
+                      <a:fillRect/>
+                    </a:stretch>
+                  </pic:blipFill>
+                  <pic:spPr>
+                    <a:xfrm>
+                      <a:off x="0" y="0"/>
+                      <a:ext cx="3515216" cy="2324424"/>
+                    </a:xfrm>
+                    <a:prstGeom prst="rect">
+                      <a:avLst/>
+                    </a:prstGeom>
+                  </pic:spPr>
+                </pic:pic>
+              </a:graphicData>
+            </a:graphic>
+          </wp:inline>
+        </w:drawing>
+      </w:r>
+    </w:p>
+    <w:p>
+      <w:pPr>
         <w:pStyle w:val="ListParagraph"/>
         <w:numPr>
           <w:ilvl w:val="0"/>
@@ -418,6 +541,58 @@
     </w:p>
     <w:p>
       <w:pPr>
+        <w:spacing w:before="100" w:beforeAutospacing="1" w:after="100" w:afterAutospacing="1" w:line="240" w:lineRule="auto"/>
+        <w:outlineLvl w:val="2"/>
+      </w:pPr>
+      <w:r>
+        <w:drawing>
+          <wp:inline distT="0" distB="0" distL="0" distR="0" wp14:anchorId="387FB077" wp14:editId="10C95695">
+            <wp:extent cx="2657475" cy="3065768"/>
+            <wp:effectExtent l="0" t="0" r="0" b="1905"/>
+            <wp:docPr id="1469517180" name="Picture 1"/>
+            <wp:cNvGraphicFramePr>
+              <a:graphicFrameLocks xmlns:a="http://schemas.openxmlformats.org/drawingml/2006/main" noChangeAspect="1"/>
+            </wp:cNvGraphicFramePr>
+            <a:graphic xmlns:a="http://schemas.openxmlformats.org/drawingml/2006/main">
+              <a:graphicData uri="http://schemas.openxmlformats.org/drawingml/2006/picture">
+                <pic:pic xmlns:pic="http://schemas.openxmlformats.org/drawingml/2006/picture">
+                  <pic:nvPicPr>
+                    <pic:cNvPr id="1469517180" name=""/>
+                    <pic:cNvPicPr/>
+                  </pic:nvPicPr>
+                  <pic:blipFill>
+                    <a:blip r:embed="rId11"/>
+                    <a:stretch>
+                      <a:fillRect/>
+                    </a:stretch>
+                  </pic:blipFill>
+                  <pic:spPr>
+                    <a:xfrm>
+                      <a:off x="0" y="0"/>
+                      <a:ext cx="2661845" cy="3070809"/>
+                    </a:xfrm>
+                    <a:prstGeom prst="rect">
+                      <a:avLst/>
+                    </a:prstGeom>
+                  </pic:spPr>
+                </pic:pic>
+              </a:graphicData>
+            </a:graphic>
+          </wp:inline>
+        </w:drawing>
+      </w:r>
+    </w:p>
+    <w:p>
+      <w:pPr>
+        <w:spacing w:before="240"/>
+        <w:rPr>
+          <w:b/>
+          <w:bCs/>
+        </w:rPr>
+      </w:pPr>
+    </w:p>
+    <w:p>
+      <w:pPr>
         <w:spacing w:before="240"/>
         <w:rPr>
           <w:b/>
@@ -484,6 +659,61 @@
       </w:r>
       <w:r>
         <w:t>.</w:t>
+      </w:r>
+    </w:p>
+    <w:p>
+      <w:pPr>
+        <w:spacing w:before="100" w:beforeAutospacing="1" w:after="100" w:afterAutospacing="1" w:line="240" w:lineRule="auto"/>
+        <w:outlineLvl w:val="2"/>
+      </w:pPr>
+      <w:r>
+        <w:drawing>
+          <wp:inline distT="0" distB="0" distL="0" distR="0" wp14:anchorId="311275AC" wp14:editId="2C392525">
+            <wp:extent cx="4991797" cy="6363588"/>
+            <wp:effectExtent l="0" t="0" r="0" b="0"/>
+            <wp:docPr id="1185501771" name="Picture 1"/>
+            <wp:cNvGraphicFramePr>
+              <a:graphicFrameLocks xmlns:a="http://schemas.openxmlformats.org/drawingml/2006/main" noChangeAspect="1"/>
+            </wp:cNvGraphicFramePr>
+            <a:graphic xmlns:a="http://schemas.openxmlformats.org/drawingml/2006/main">
+              <a:graphicData uri="http://schemas.openxmlformats.org/drawingml/2006/picture">
+                <pic:pic xmlns:pic="http://schemas.openxmlformats.org/drawingml/2006/picture">
+                  <pic:nvPicPr>
+                    <pic:cNvPr id="1185501771" name=""/>
+                    <pic:cNvPicPr/>
+                  </pic:nvPicPr>
+                  <pic:blipFill>
+                    <a:blip r:embed="rId12"/>
+                    <a:stretch>
+                      <a:fillRect/>
+                    </a:stretch>
+                  </pic:blipFill>
+                  <pic:spPr>
+                    <a:xfrm>
+                      <a:off x="0" y="0"/>
+                      <a:ext cx="4991797" cy="6363588"/>
+                    </a:xfrm>
+                    <a:prstGeom prst="rect">
+                      <a:avLst/>
+                    </a:prstGeom>
+                  </pic:spPr>
+                </pic:pic>
+              </a:graphicData>
+            </a:graphic>
+          </wp:inline>
+        </w:drawing>
+      </w:r>
+    </w:p>
+    <w:p>
+      <w:pPr>
+        <w:spacing w:before="100" w:beforeAutospacing="1" w:after="100" w:afterAutospacing="1" w:line="240" w:lineRule="auto"/>
+        <w:outlineLvl w:val="2"/>
+      </w:pPr>
+      <w:r>
+        <w:rPr>
+          <w:highlight w:val="green"/>
+        </w:rPr>
+        <w:t>Ao acessar o banco com usuário de vendedor, somente as views estão disponiveis para serem visualizadas.</w:t>
       </w:r>
     </w:p>
     <w:p>
